--- a/part1_data_analytics/part1_insights_report.docx
+++ b/part1_data_analytics/part1_insights_report.docx
@@ -51,6 +51,21 @@
           <w:szCs w:val="20"/>
         </w:rPr>
         <w:t xml:space="preserve">Findings and implications for the Smart-City Mobility Analytics Team</w:t>
+      </w:r>
+    </w:p>
+    <w:p>
+      <w:pPr>
+        <w:spacing w:after="160"/>
+        <w:jc w:val="center"/>
+      </w:pPr>
+      <w:r>
+        <w:rPr>
+          <w:rFonts w:ascii="Calibri" w:cs="Calibri" w:eastAsia="Calibri" w:hAnsi="Calibri"/>
+          <w:color w:val="595959"/>
+          <w:sz w:val="20"/>
+          <w:szCs w:val="20"/>
+        </w:rPr>
+        <w:t xml:space="preserve">Gautam K Das</w:t>
       </w:r>
     </w:p>
     <w:p>
